--- a/public/forms/JOFOC_8A_MASTER.docx
+++ b/public/forms/JOFOC_8A_MASTER.docx
@@ -1240,7 +1240,7 @@
           <w:sz w:val="22"/>
           <w:szCs w:val="22"/>
         </w:rPr>
-        <w:t>I certify that the facts presented in this justification are accurate and complete.</w:t>
+        <w:t xml:space="preserve">Technical Representative: I certify that the facts presented in this justification are accurate and complete.</w:t>
       </w:r>
     </w:p>
     <w:p>
@@ -1366,11 +1366,10 @@
       <w:r>
         <w:rPr>
           <w:rFonts w:eastAsia="Calibri"/>
-          <w:color w:val="000000"/>
-          <w:sz w:val="22"/>
-          <w:szCs w:val="22"/>
-        </w:rPr>
-        <w:t xml:space="preserve">I hereby certify that the above justification is complete and accurate to the best of my knowledge and belief. </w:t>
+          <w:sz w:val="22"/>
+          <w:szCs w:val="22"/>
+        </w:rPr>
+        <w:t xml:space="preserve">Contracting Officer: I hereby certify that the above justification is complete and accurate to the best of my knowledge and belief. </w:t>
       </w:r>
     </w:p>
     <w:p>
@@ -2271,7 +2270,7 @@
           <w:sz w:val="22"/>
           <w:szCs w:val="22"/>
         </w:rPr>
-        <w:t>I certify that the facts presented in this justification are accurate and complete.</w:t>
+        <w:t xml:space="preserve">Technical Representative: I certify that the facts presented in this justification are accurate and complete.</w:t>
       </w:r>
     </w:p>
     <w:p>
@@ -2397,11 +2396,10 @@
       <w:r>
         <w:rPr>
           <w:rFonts w:eastAsia="Calibri"/>
-          <w:color w:val="000000"/>
-          <w:sz w:val="22"/>
-          <w:szCs w:val="22"/>
-        </w:rPr>
-        <w:t xml:space="preserve">I hereby certify that the above justification is complete and accurate to the best of my knowledge and belief. </w:t>
+          <w:sz w:val="22"/>
+          <w:szCs w:val="22"/>
+        </w:rPr>
+        <w:t xml:space="preserve">Contracting Officer: I hereby certify that the above justification is complete and accurate to the best of my knowledge and belief. </w:t>
       </w:r>
     </w:p>
     <w:p>
